--- a/4_parciales/2_parcial/parcial_2_2.docx
+++ b/4_parciales/2_parcial/parcial_2_2.docx
@@ -70,6 +70,7 @@
       </w:pPr>
       <w:r>
         <w:rPr>
+          <w:noProof/>
           <w:lang w:val="es-ES"/>
         </w:rPr>
         <w:drawing>
@@ -120,6 +121,135 @@
     <w:p>
       <w:pPr>
         <w:pStyle w:val="Prrafodelista"/>
+        <w:rPr>
+          <w:lang w:val="es-ES"/>
+        </w:rPr>
+      </w:pPr>
+    </w:p>
+    <w:p>
+      <w:pPr>
+        <w:pStyle w:val="Prrafodelista"/>
+        <w:rPr>
+          <w:lang w:val="es-ES"/>
+        </w:rPr>
+      </w:pPr>
+      <w:r>
+        <w:rPr>
+          <w:lang w:val="es-ES"/>
+        </w:rPr>
+        <w:drawing>
+          <wp:inline distT="0" distB="0" distL="0" distR="0" wp14:anchorId="2500C3E8" wp14:editId="0B38306D">
+            <wp:extent cx="5612130" cy="753745"/>
+            <wp:effectExtent l="0" t="0" r="7620" b="8255"/>
+            <wp:docPr id="1103291312" name="Imagen 1"/>
+            <wp:cNvGraphicFramePr>
+              <a:graphicFrameLocks xmlns:a="http://schemas.openxmlformats.org/drawingml/2006/main" noChangeAspect="1"/>
+            </wp:cNvGraphicFramePr>
+            <a:graphic xmlns:a="http://schemas.openxmlformats.org/drawingml/2006/main">
+              <a:graphicData uri="http://schemas.openxmlformats.org/drawingml/2006/picture">
+                <pic:pic xmlns:pic="http://schemas.openxmlformats.org/drawingml/2006/picture">
+                  <pic:nvPicPr>
+                    <pic:cNvPr id="1103291312" name=""/>
+                    <pic:cNvPicPr/>
+                  </pic:nvPicPr>
+                  <pic:blipFill>
+                    <a:blip r:embed="rId6"/>
+                    <a:stretch>
+                      <a:fillRect/>
+                    </a:stretch>
+                  </pic:blipFill>
+                  <pic:spPr>
+                    <a:xfrm>
+                      <a:off x="0" y="0"/>
+                      <a:ext cx="5612130" cy="753745"/>
+                    </a:xfrm>
+                    <a:prstGeom prst="rect">
+                      <a:avLst/>
+                    </a:prstGeom>
+                  </pic:spPr>
+                </pic:pic>
+              </a:graphicData>
+            </a:graphic>
+          </wp:inline>
+        </w:drawing>
+      </w:r>
+    </w:p>
+    <w:p>
+      <w:pPr>
+        <w:pStyle w:val="Prrafodelista"/>
+        <w:rPr>
+          <w:lang w:val="es-ES"/>
+        </w:rPr>
+      </w:pPr>
+    </w:p>
+    <w:p>
+      <w:pPr>
+        <w:pStyle w:val="Prrafodelista"/>
+        <w:rPr>
+          <w:u w:val="single"/>
+          <w:lang w:val="es-ES"/>
+        </w:rPr>
+      </w:pPr>
+      <w:r>
+        <w:rPr>
+          <w:lang w:val="es-ES"/>
+        </w:rPr>
+        <w:drawing>
+          <wp:inline distT="0" distB="0" distL="0" distR="0" wp14:anchorId="7AEE89F0" wp14:editId="53DCF251">
+            <wp:extent cx="5612130" cy="1304290"/>
+            <wp:effectExtent l="0" t="0" r="7620" b="0"/>
+            <wp:docPr id="2009003154" name="Imagen 1"/>
+            <wp:cNvGraphicFramePr>
+              <a:graphicFrameLocks xmlns:a="http://schemas.openxmlformats.org/drawingml/2006/main" noChangeAspect="1"/>
+            </wp:cNvGraphicFramePr>
+            <a:graphic xmlns:a="http://schemas.openxmlformats.org/drawingml/2006/main">
+              <a:graphicData uri="http://schemas.openxmlformats.org/drawingml/2006/picture">
+                <pic:pic xmlns:pic="http://schemas.openxmlformats.org/drawingml/2006/picture">
+                  <pic:nvPicPr>
+                    <pic:cNvPr id="2009003154" name=""/>
+                    <pic:cNvPicPr/>
+                  </pic:nvPicPr>
+                  <pic:blipFill>
+                    <a:blip r:embed="rId7"/>
+                    <a:stretch>
+                      <a:fillRect/>
+                    </a:stretch>
+                  </pic:blipFill>
+                  <pic:spPr>
+                    <a:xfrm>
+                      <a:off x="0" y="0"/>
+                      <a:ext cx="5612130" cy="1304290"/>
+                    </a:xfrm>
+                    <a:prstGeom prst="rect">
+                      <a:avLst/>
+                    </a:prstGeom>
+                  </pic:spPr>
+                </pic:pic>
+              </a:graphicData>
+            </a:graphic>
+          </wp:inline>
+        </w:drawing>
+      </w:r>
+    </w:p>
+    <w:p>
+      <w:pPr>
+        <w:pStyle w:val="Prrafodelista"/>
+        <w:rPr>
+          <w:lang w:val="es-ES"/>
+        </w:rPr>
+      </w:pPr>
+    </w:p>
+    <w:p>
+      <w:pPr>
+        <w:pStyle w:val="Prrafodelista"/>
+        <w:rPr>
+          <w:lang w:val="es-ES"/>
+        </w:rPr>
+      </w:pPr>
+    </w:p>
+    <w:p>
+      <w:pPr>
+        <w:pStyle w:val="Prrafodelista"/>
         <w:numPr>
           <w:ilvl w:val="0"/>
           <w:numId w:val="1"/>
@@ -152,6 +282,7 @@
       </w:pPr>
       <w:r>
         <w:rPr>
+          <w:noProof/>
           <w:lang w:val="es-ES"/>
         </w:rPr>
         <w:drawing>
@@ -170,7 +301,7 @@
                     <pic:cNvPicPr/>
                   </pic:nvPicPr>
                   <pic:blipFill>
-                    <a:blip r:embed="rId6"/>
+                    <a:blip r:embed="rId8"/>
                     <a:stretch>
                       <a:fillRect/>
                     </a:stretch>
@@ -200,6 +331,7 @@
       </w:pPr>
       <w:r>
         <w:rPr>
+          <w:noProof/>
           <w:lang w:val="es-ES"/>
         </w:rPr>
         <w:drawing>
@@ -218,7 +350,7 @@
                     <pic:cNvPicPr/>
                   </pic:nvPicPr>
                   <pic:blipFill>
-                    <a:blip r:embed="rId7"/>
+                    <a:blip r:embed="rId9"/>
                     <a:stretch>
                       <a:fillRect/>
                     </a:stretch>
@@ -248,6 +380,7 @@
       </w:pPr>
       <w:r>
         <w:rPr>
+          <w:noProof/>
           <w:lang w:val="es-ES"/>
         </w:rPr>
         <w:drawing>
@@ -266,7 +399,7 @@
                     <pic:cNvPicPr/>
                   </pic:nvPicPr>
                   <pic:blipFill>
-                    <a:blip r:embed="rId8"/>
+                    <a:blip r:embed="rId10"/>
                     <a:stretch>
                       <a:fillRect/>
                     </a:stretch>
@@ -296,6 +429,7 @@
       </w:pPr>
       <w:r>
         <w:rPr>
+          <w:noProof/>
           <w:lang w:val="es-ES"/>
         </w:rPr>
         <w:drawing>
@@ -314,7 +448,7 @@
                     <pic:cNvPicPr/>
                   </pic:nvPicPr>
                   <pic:blipFill>
-                    <a:blip r:embed="rId9"/>
+                    <a:blip r:embed="rId11"/>
                     <a:stretch>
                       <a:fillRect/>
                     </a:stretch>
@@ -344,8 +478,10 @@
       </w:pPr>
       <w:r>
         <w:rPr>
-          <w:lang w:val="es-ES"/>
-        </w:rPr>
+          <w:noProof/>
+          <w:lang w:val="es-ES"/>
+        </w:rPr>
+        <w:lastRenderedPageBreak/>
         <w:drawing>
           <wp:inline distT="0" distB="0" distL="0" distR="0" wp14:anchorId="4502317F" wp14:editId="679E6C9F">
             <wp:extent cx="5612130" cy="415925"/>
@@ -362,7 +498,7 @@
                     <pic:cNvPicPr/>
                   </pic:nvPicPr>
                   <pic:blipFill>
-                    <a:blip r:embed="rId10"/>
+                    <a:blip r:embed="rId12"/>
                     <a:stretch>
                       <a:fillRect/>
                     </a:stretch>
@@ -400,6 +536,7 @@
       </w:pPr>
       <w:r>
         <w:rPr>
+          <w:noProof/>
           <w:lang w:val="es-ES"/>
         </w:rPr>
         <w:drawing>
@@ -418,7 +555,7 @@
                     <pic:cNvPicPr/>
                   </pic:nvPicPr>
                   <pic:blipFill>
-                    <a:blip r:embed="rId11"/>
+                    <a:blip r:embed="rId13"/>
                     <a:stretch>
                       <a:fillRect/>
                     </a:stretch>
@@ -500,9 +637,9 @@
       </w:pPr>
       <w:r>
         <w:rPr>
-          <w:lang w:val="es-ES"/>
-        </w:rPr>
-        <w:lastRenderedPageBreak/>
+          <w:noProof/>
+          <w:lang w:val="es-ES"/>
+        </w:rPr>
         <w:drawing>
           <wp:inline distT="0" distB="0" distL="0" distR="0" wp14:anchorId="71FE4C30" wp14:editId="130F105D">
             <wp:extent cx="5612130" cy="556895"/>
@@ -519,7 +656,7 @@
                     <pic:cNvPicPr/>
                   </pic:nvPicPr>
                   <pic:blipFill>
-                    <a:blip r:embed="rId12"/>
+                    <a:blip r:embed="rId14"/>
                     <a:stretch>
                       <a:fillRect/>
                     </a:stretch>
@@ -549,6 +686,7 @@
       </w:pPr>
       <w:r>
         <w:rPr>
+          <w:noProof/>
           <w:lang w:val="es-ES"/>
         </w:rPr>
         <w:drawing>
@@ -567,7 +705,7 @@
                     <pic:cNvPicPr/>
                   </pic:nvPicPr>
                   <pic:blipFill>
-                    <a:blip r:embed="rId13"/>
+                    <a:blip r:embed="rId15"/>
                     <a:stretch>
                       <a:fillRect/>
                     </a:stretch>
@@ -637,6 +775,7 @@
       </w:pPr>
       <w:r>
         <w:rPr>
+          <w:noProof/>
           <w:lang w:val="es-ES"/>
         </w:rPr>
         <w:drawing>
@@ -655,7 +794,7 @@
                     <pic:cNvPicPr/>
                   </pic:nvPicPr>
                   <pic:blipFill>
-                    <a:blip r:embed="rId14"/>
+                    <a:blip r:embed="rId16"/>
                     <a:stretch>
                       <a:fillRect/>
                     </a:stretch>
@@ -710,6 +849,7 @@
       </w:pPr>
       <w:r>
         <w:rPr>
+          <w:noProof/>
           <w:lang w:val="es-ES"/>
         </w:rPr>
         <w:drawing>
@@ -728,7 +868,7 @@
                     <pic:cNvPicPr/>
                   </pic:nvPicPr>
                   <pic:blipFill>
-                    <a:blip r:embed="rId15"/>
+                    <a:blip r:embed="rId17"/>
                     <a:stretch>
                       <a:fillRect/>
                     </a:stretch>
@@ -757,6 +897,7 @@
       </w:pPr>
       <w:r>
         <w:rPr>
+          <w:noProof/>
           <w:lang w:val="es-ES"/>
         </w:rPr>
         <w:drawing>
@@ -775,7 +916,7 @@
                     <pic:cNvPicPr/>
                   </pic:nvPicPr>
                   <pic:blipFill>
-                    <a:blip r:embed="rId16"/>
+                    <a:blip r:embed="rId18"/>
                     <a:stretch>
                       <a:fillRect/>
                     </a:stretch>
@@ -784,6 +925,135 @@
                     <a:xfrm>
                       <a:off x="0" y="0"/>
                       <a:ext cx="2834886" cy="685859"/>
+                    </a:xfrm>
+                    <a:prstGeom prst="rect">
+                      <a:avLst/>
+                    </a:prstGeom>
+                  </pic:spPr>
+                </pic:pic>
+              </a:graphicData>
+            </a:graphic>
+          </wp:inline>
+        </w:drawing>
+      </w:r>
+    </w:p>
+    <w:p>
+      <w:pPr>
+        <w:rPr>
+          <w:lang w:val="es-ES"/>
+        </w:rPr>
+      </w:pPr>
+    </w:p>
+    <w:p>
+      <w:pPr>
+        <w:rPr>
+          <w:lang w:val="es-ES"/>
+        </w:rPr>
+      </w:pPr>
+    </w:p>
+    <w:p>
+      <w:pPr>
+        <w:rPr>
+          <w:lang w:val="es-ES"/>
+        </w:rPr>
+      </w:pPr>
+    </w:p>
+    <w:p>
+      <w:pPr>
+        <w:rPr>
+          <w:lang w:val="es-ES"/>
+        </w:rPr>
+      </w:pPr>
+    </w:p>
+    <w:p>
+      <w:pPr>
+        <w:rPr>
+          <w:lang w:val="es-ES"/>
+        </w:rPr>
+      </w:pPr>
+      <w:r>
+        <w:rPr>
+          <w:lang w:val="es-ES"/>
+        </w:rPr>
+        <w:drawing>
+          <wp:inline distT="0" distB="0" distL="0" distR="0" wp14:anchorId="707782E1" wp14:editId="4901405B">
+            <wp:extent cx="5612130" cy="753745"/>
+            <wp:effectExtent l="0" t="0" r="7620" b="8255"/>
+            <wp:docPr id="983863067" name="Imagen 1"/>
+            <wp:cNvGraphicFramePr>
+              <a:graphicFrameLocks xmlns:a="http://schemas.openxmlformats.org/drawingml/2006/main" noChangeAspect="1"/>
+            </wp:cNvGraphicFramePr>
+            <a:graphic xmlns:a="http://schemas.openxmlformats.org/drawingml/2006/main">
+              <a:graphicData uri="http://schemas.openxmlformats.org/drawingml/2006/picture">
+                <pic:pic xmlns:pic="http://schemas.openxmlformats.org/drawingml/2006/picture">
+                  <pic:nvPicPr>
+                    <pic:cNvPr id="983863067" name=""/>
+                    <pic:cNvPicPr/>
+                  </pic:nvPicPr>
+                  <pic:blipFill>
+                    <a:blip r:embed="rId6"/>
+                    <a:stretch>
+                      <a:fillRect/>
+                    </a:stretch>
+                  </pic:blipFill>
+                  <pic:spPr>
+                    <a:xfrm>
+                      <a:off x="0" y="0"/>
+                      <a:ext cx="5612130" cy="753745"/>
+                    </a:xfrm>
+                    <a:prstGeom prst="rect">
+                      <a:avLst/>
+                    </a:prstGeom>
+                  </pic:spPr>
+                </pic:pic>
+              </a:graphicData>
+            </a:graphic>
+          </wp:inline>
+        </w:drawing>
+      </w:r>
+    </w:p>
+    <w:p>
+      <w:pPr>
+        <w:rPr>
+          <w:lang w:val="es-ES"/>
+        </w:rPr>
+      </w:pPr>
+    </w:p>
+    <w:p>
+      <w:pPr>
+        <w:rPr>
+          <w:lang w:val="es-ES"/>
+        </w:rPr>
+      </w:pPr>
+      <w:r>
+        <w:rPr>
+          <w:lang w:val="es-ES"/>
+        </w:rPr>
+        <w:drawing>
+          <wp:inline distT="0" distB="0" distL="0" distR="0" wp14:anchorId="5B6D4623" wp14:editId="68D9B163">
+            <wp:extent cx="5612130" cy="1304290"/>
+            <wp:effectExtent l="0" t="0" r="7620" b="0"/>
+            <wp:docPr id="58604183" name="Imagen 1"/>
+            <wp:cNvGraphicFramePr>
+              <a:graphicFrameLocks xmlns:a="http://schemas.openxmlformats.org/drawingml/2006/main" noChangeAspect="1"/>
+            </wp:cNvGraphicFramePr>
+            <a:graphic xmlns:a="http://schemas.openxmlformats.org/drawingml/2006/main">
+              <a:graphicData uri="http://schemas.openxmlformats.org/drawingml/2006/picture">
+                <pic:pic xmlns:pic="http://schemas.openxmlformats.org/drawingml/2006/picture">
+                  <pic:nvPicPr>
+                    <pic:cNvPr id="58604183" name=""/>
+                    <pic:cNvPicPr/>
+                  </pic:nvPicPr>
+                  <pic:blipFill>
+                    <a:blip r:embed="rId7"/>
+                    <a:stretch>
+                      <a:fillRect/>
+                    </a:stretch>
+                  </pic:blipFill>
+                  <pic:spPr>
+                    <a:xfrm>
+                      <a:off x="0" y="0"/>
+                      <a:ext cx="5612130" cy="1304290"/>
                     </a:xfrm>
                     <a:prstGeom prst="rect">
                       <a:avLst/>
